--- a/download/metering_grid_area.docx
+++ b/download/metering_grid_area.docx
@@ -1323,7 +1323,7 @@
     <w:bookmarkEnd w:id="41"/>
     <w:bookmarkEnd w:id="42"/>
     <w:sectPr>
-      <w:headerReference r:id="rId11" w:type="default"/>
+      <w:headerReference r:id="rId9" w:type="default"/>
       <w:pgSz w:h="11906" w:orient="landscape" w:w="16838"/>
       <w:pgMar w:bottom="1417" w:footer="708" w:gutter="0" w:header="708" w:left="1417" w:right="1417" w:top="1417"/>
       <w:cols w:space="708"/>

--- a/download/metering_grid_area.docx
+++ b/download/metering_grid_area.docx
@@ -1323,7 +1323,7 @@
     <w:bookmarkEnd w:id="41"/>
     <w:bookmarkEnd w:id="42"/>
     <w:sectPr>
-      <w:headerReference r:id="rId9" w:type="default"/>
+      <w:headerReference r:id="rId11" w:type="default"/>
       <w:pgSz w:h="11906" w:orient="landscape" w:w="16838"/>
       <w:pgMar w:bottom="1417" w:footer="708" w:gutter="0" w:header="708" w:left="1417" w:right="1417" w:top="1417"/>
       <w:cols w:space="708"/>

--- a/download/metering_grid_area.docx
+++ b/download/metering_grid_area.docx
@@ -80,10 +80,10 @@
         <w:tblLook w:firstRow="1" w:lastRow="0" w:firstColumn="0" w:lastColumn="0" w:noHBand="0" w:noVBand="0" w:val="0020"/>
       </w:tblPr>
       <w:tblGrid>
-        <w:gridCol w:w="2974"/>
-        <w:gridCol w:w="3112"/>
-        <w:gridCol w:w="1452"/>
-        <w:gridCol w:w="380"/>
+        <w:gridCol w:w="2838"/>
+        <w:gridCol w:w="2970"/>
+        <w:gridCol w:w="1749"/>
+        <w:gridCol w:w="363"/>
       </w:tblGrid>
       <w:tr>
         <w:trPr>
@@ -339,6 +339,76 @@
                 <w:rStyle w:val="VerbatimChar"/>
               </w:rPr>
               <w:t xml:space="preserve">128</w:t>
+            </w:r>
+            <w:r>
+              <w:t xml:space="preserve">Read only</w:t>
+            </w:r>
+          </w:p>
+        </w:tc>
+        <w:tc>
+          <w:tcPr/>
+          <w:p>
+            <w:pPr>
+              <w:pStyle w:val="Compact"/>
+            </w:pPr>
+          </w:p>
+        </w:tc>
+      </w:tr>
+      <w:tr>
+        <w:tc>
+          <w:tcPr/>
+          <w:p>
+            <w:pPr>
+              <w:pStyle w:val="Compact"/>
+            </w:pPr>
+            <w:r>
+              <w:t xml:space="preserve">status</w:t>
+            </w:r>
+          </w:p>
+        </w:tc>
+        <w:tc>
+          <w:tcPr/>
+          <w:p>
+            <w:pPr>
+              <w:pStyle w:val="Compact"/>
+            </w:pPr>
+            <w:r>
+              <w:t xml:space="preserve">The status of the metering grid area.</w:t>
+            </w:r>
+          </w:p>
+        </w:tc>
+        <w:tc>
+          <w:tcPr/>
+          <w:p>
+            <w:pPr>
+              <w:pStyle w:val="Compact"/>
+            </w:pPr>
+            <w:r>
+              <w:t xml:space="preserve">text</w:t>
+            </w:r>
+            <w:r>
+              <w:t xml:space="preserve">One of:</w:t>
+            </w:r>
+            <w:r>
+              <w:t xml:space="preserve"> </w:t>
+            </w:r>
+            <w:r>
+              <w:rPr>
+                <w:rStyle w:val="VerbatimChar"/>
+              </w:rPr>
+              <w:t xml:space="preserve">active</w:t>
+            </w:r>
+            <w:r>
+              <w:t xml:space="preserve">,</w:t>
+            </w:r>
+            <w:r>
+              <w:t xml:space="preserve"> </w:t>
+            </w:r>
+            <w:r>
+              <w:rPr>
+                <w:rStyle w:val="VerbatimChar"/>
+              </w:rPr>
+              <w:t xml:space="preserve">inactive</w:t>
             </w:r>
             <w:r>
               <w:t xml:space="preserve">Read only</w:t>
@@ -1318,12 +1388,118 @@
           </w:p>
         </w:tc>
       </w:tr>
+      <w:tr>
+        <w:tc>
+          <w:tcPr/>
+          <w:p>
+            <w:pPr>
+              <w:pStyle w:val="Compact"/>
+            </w:pPr>
+            <w:r>
+              <w:t xml:space="preserve">status</w:t>
+            </w:r>
+          </w:p>
+        </w:tc>
+        <w:tc>
+          <w:tcPr/>
+          <w:p>
+            <w:pPr>
+              <w:pStyle w:val="Compact"/>
+            </w:pPr>
+          </w:p>
+        </w:tc>
+        <w:tc>
+          <w:tcPr/>
+          <w:p>
+            <w:pPr>
+              <w:pStyle w:val="Compact"/>
+            </w:pPr>
+            <w:r>
+              <w:t xml:space="preserve">R</w:t>
+            </w:r>
+          </w:p>
+        </w:tc>
+        <w:tc>
+          <w:tcPr/>
+          <w:p>
+            <w:pPr>
+              <w:pStyle w:val="Compact"/>
+            </w:pPr>
+            <w:r>
+              <w:t xml:space="preserve">R</w:t>
+            </w:r>
+          </w:p>
+        </w:tc>
+        <w:tc>
+          <w:tcPr/>
+          <w:p>
+            <w:pPr>
+              <w:pStyle w:val="Compact"/>
+            </w:pPr>
+            <w:r>
+              <w:t xml:space="preserve">R</w:t>
+            </w:r>
+          </w:p>
+        </w:tc>
+        <w:tc>
+          <w:tcPr/>
+          <w:p>
+            <w:pPr>
+              <w:pStyle w:val="Compact"/>
+            </w:pPr>
+            <w:r>
+              <w:t xml:space="preserve">R</w:t>
+            </w:r>
+          </w:p>
+        </w:tc>
+        <w:tc>
+          <w:tcPr/>
+          <w:p>
+            <w:pPr>
+              <w:pStyle w:val="Compact"/>
+            </w:pPr>
+            <w:r>
+              <w:t xml:space="preserve">R</w:t>
+            </w:r>
+          </w:p>
+        </w:tc>
+        <w:tc>
+          <w:tcPr/>
+          <w:p>
+            <w:pPr>
+              <w:pStyle w:val="Compact"/>
+            </w:pPr>
+            <w:r>
+              <w:t xml:space="preserve">R</w:t>
+            </w:r>
+          </w:p>
+        </w:tc>
+        <w:tc>
+          <w:tcPr/>
+          <w:p>
+            <w:pPr>
+              <w:pStyle w:val="Compact"/>
+            </w:pPr>
+            <w:r>
+              <w:t xml:space="preserve">R</w:t>
+            </w:r>
+          </w:p>
+        </w:tc>
+        <w:tc>
+          <w:tcPr/>
+          <w:p>
+            <w:pPr>
+              <w:pStyle w:val="Compact"/>
+            </w:pPr>
+          </w:p>
+        </w:tc>
+      </w:tr>
     </w:tbl>
     <w:bookmarkEnd w:id="40"/>
     <w:bookmarkEnd w:id="41"/>
     <w:bookmarkEnd w:id="42"/>
     <w:sectPr>
-      <w:headerReference r:id="rId11" w:type="default"/>
+      <w:headerReference r:id="rId9" w:type="default"/>
       <w:pgSz w:h="11906" w:orient="landscape" w:w="16838"/>
       <w:pgMar w:bottom="1417" w:footer="708" w:gutter="0" w:header="708" w:left="1417" w:right="1417" w:top="1417"/>
       <w:cols w:space="708"/>

--- a/download/metering_grid_area.docx
+++ b/download/metering_grid_area.docx
@@ -1499,7 +1499,7 @@
     <w:bookmarkEnd w:id="41"/>
     <w:bookmarkEnd w:id="42"/>
     <w:sectPr>
-      <w:headerReference r:id="rId9" w:type="default"/>
+      <w:headerReference r:id="rId11" w:type="default"/>
       <w:pgSz w:h="11906" w:orient="landscape" w:w="16838"/>
       <w:pgMar w:bottom="1417" w:footer="708" w:gutter="0" w:header="708" w:left="1417" w:right="1417" w:top="1417"/>
       <w:cols w:space="708"/>

--- a/download/metering_grid_area.docx
+++ b/download/metering_grid_area.docx
@@ -1499,7 +1499,7 @@
     <w:bookmarkEnd w:id="41"/>
     <w:bookmarkEnd w:id="42"/>
     <w:sectPr>
-      <w:headerReference r:id="rId11" w:type="default"/>
+      <w:headerReference r:id="rId9" w:type="default"/>
       <w:pgSz w:h="11906" w:orient="landscape" w:w="16838"/>
       <w:pgMar w:bottom="1417" w:footer="708" w:gutter="0" w:header="708" w:left="1417" w:right="1417" w:top="1417"/>
       <w:cols w:space="708"/>
